--- a/docs/1.page_document_idea_approach_project_plan.docx
+++ b/docs/1.page_document_idea_approach_project_plan.docx
@@ -9,7 +9,6 @@
           <w:bCs/>
         </w:rPr>
       </w:pPr>
-      <w:proofErr w:type="spellStart"/>
       <w:r>
         <w:rPr>
           <w:b/>
@@ -17,7 +16,6 @@
         </w:rPr>
         <w:t>RepoBrain</w:t>
       </w:r>
-      <w:proofErr w:type="spellEnd"/>
       <w:r>
         <w:rPr>
           <w:b/>
@@ -35,15 +33,7 @@
         <w:t>Student:</w:t>
       </w:r>
       <w:r>
-        <w:t xml:space="preserve"> </w:t>
-      </w:r>
-      <w:proofErr w:type="spellStart"/>
-      <w:r>
-        <w:t>Anarasi</w:t>
-      </w:r>
-      <w:proofErr w:type="spellEnd"/>
-      <w:r>
-        <w:t xml:space="preserve"> Bikash Patro | </w:t>
+        <w:t xml:space="preserve"> Anarasi Bikash Patro | </w:t>
       </w:r>
       <w:r>
         <w:rPr>
@@ -92,7 +82,6 @@
       <w:r>
         <w:t xml:space="preserve">Developers working on large codebases often spend significant time searching through files to understand structure, logic, and dependencies. </w:t>
       </w:r>
-      <w:proofErr w:type="spellStart"/>
       <w:r>
         <w:rPr>
           <w:b/>
@@ -100,7 +89,6 @@
         </w:rPr>
         <w:t>RepoBrain</w:t>
       </w:r>
-      <w:proofErr w:type="spellEnd"/>
       <w:r>
         <w:rPr>
           <w:b/>
@@ -549,21 +537,12 @@
             <w:r>
               <w:t>Groq's </w:t>
             </w:r>
-            <w:proofErr w:type="spellStart"/>
             <w:r>
               <w:rPr>
                 <w:b/>
                 <w:bCs/>
               </w:rPr>
-              <w:t>LLaMA</w:t>
-            </w:r>
-            <w:proofErr w:type="spellEnd"/>
-            <w:r>
-              <w:rPr>
-                <w:b/>
-                <w:bCs/>
-              </w:rPr>
-              <w:t xml:space="preserve"> 3.3-70B</w:t>
+              <w:t>LLaMA 3.3-70B</w:t>
             </w:r>
             <w:r>
               <w:t> model produces a response with file citations, optional code blocks, and Mermaid diagrams.</w:t>
@@ -903,29 +882,8 @@
             <w:hideMark/>
           </w:tcPr>
           <w:p>
-            <w:proofErr w:type="spellStart"/>
-            <w:r>
-              <w:t>shadcn</w:t>
-            </w:r>
-            <w:proofErr w:type="spellEnd"/>
-            <w:r>
-              <w:t>/</w:t>
-            </w:r>
-            <w:proofErr w:type="spellStart"/>
-            <w:r>
-              <w:t>ui</w:t>
-            </w:r>
-            <w:proofErr w:type="spellEnd"/>
-            <w:r>
-              <w:t xml:space="preserve">, Framer Motion, </w:t>
-            </w:r>
-            <w:proofErr w:type="spellStart"/>
-            <w:r>
-              <w:t>Lucide</w:t>
-            </w:r>
-            <w:proofErr w:type="spellEnd"/>
-            <w:r>
-              <w:t xml:space="preserve"> Icons</w:t>
+            <w:r>
+              <w:t>shadcn/ui, Framer Motion, Lucide Icons</w:t>
             </w:r>
           </w:p>
         </w:tc>
@@ -976,21 +934,8 @@
             <w:hideMark/>
           </w:tcPr>
           <w:p>
-            <w:proofErr w:type="spellStart"/>
-            <w:r>
-              <w:t>Groq</w:t>
-            </w:r>
-            <w:proofErr w:type="spellEnd"/>
-            <w:r>
-              <w:t xml:space="preserve"> API — </w:t>
-            </w:r>
-            <w:proofErr w:type="spellStart"/>
-            <w:r>
-              <w:t>LLaMA</w:t>
-            </w:r>
-            <w:proofErr w:type="spellEnd"/>
-            <w:r>
-              <w:t xml:space="preserve"> 3.3-70B Versatile</w:t>
+            <w:r>
+              <w:t>Groq API — LLaMA 3.3-70B Versatile</w:t>
             </w:r>
           </w:p>
         </w:tc>
@@ -1155,15 +1100,7 @@
         <w:t>Conversational Q&amp;A</w:t>
       </w:r>
       <w:r>
-        <w:t xml:space="preserve"> — multi-turn chat with codebase context, citation of </w:t>
-      </w:r>
-      <w:proofErr w:type="gramStart"/>
-      <w:r>
-        <w:t>file:line</w:t>
-      </w:r>
-      <w:proofErr w:type="gramEnd"/>
-      <w:r>
-        <w:t xml:space="preserve"> references</w:t>
+        <w:t> — multi-turn chat with codebase context, citation of file:line references</w:t>
       </w:r>
     </w:p>
     <w:p>
@@ -1209,13 +1146,8 @@
         <w:t>Chat History</w:t>
       </w:r>
       <w:r>
-        <w:t xml:space="preserve"> — sessions persisted across page reloads via </w:t>
-      </w:r>
-      <w:proofErr w:type="spellStart"/>
-      <w:r>
-        <w:t>localStorage</w:t>
-      </w:r>
-      <w:proofErr w:type="spellEnd"/>
+        <w:t> — sessions persisted across page reloads via localStorage</w:t>
+      </w:r>
     </w:p>
     <w:p>
       <w:pPr>
@@ -1542,15 +1474,7 @@
           </w:tcPr>
           <w:p>
             <w:r>
-              <w:t xml:space="preserve">File System API integration, indexing pipeline, </w:t>
-            </w:r>
-            <w:proofErr w:type="spellStart"/>
-            <w:r>
-              <w:t>Groq</w:t>
-            </w:r>
-            <w:proofErr w:type="spellEnd"/>
-            <w:r>
-              <w:t xml:space="preserve"> chat API</w:t>
+              <w:t>File System API integration, indexing pipeline, Groq chat API</w:t>
             </w:r>
           </w:p>
         </w:tc>
@@ -1788,23 +1712,7 @@
           </w:tcPr>
           <w:p>
             <w:r>
-              <w:t>User authentication (</w:t>
-            </w:r>
-            <w:proofErr w:type="spellStart"/>
-            <w:r>
-              <w:t>Supabase</w:t>
-            </w:r>
-            <w:proofErr w:type="spellEnd"/>
-            <w:r>
-              <w:t xml:space="preserve">), </w:t>
-            </w:r>
-            <w:proofErr w:type="spellStart"/>
-            <w:r>
-              <w:t>IndexedDB</w:t>
-            </w:r>
-            <w:proofErr w:type="spellEnd"/>
-            <w:r>
-              <w:t xml:space="preserve"> for persistent file index, semantic search over file contents</w:t>
+              <w:t>User authentication (Supabase), IndexedDB for persistent file index, semantic search over file contents</w:t>
             </w:r>
           </w:p>
         </w:tc>
@@ -1854,14 +1762,11 @@
     </w:p>
     <w:p>
       <w:r>
-        <w:rPr>
-          <w:noProof/>
-        </w:rPr>
         <w:drawing>
-          <wp:inline distT="0" distB="0" distL="0" distR="0" wp14:anchorId="64E4EA1D" wp14:editId="3A6AEEA3">
-            <wp:extent cx="5731510" cy="3753485"/>
-            <wp:effectExtent l="0" t="0" r="2540" b="0"/>
-            <wp:docPr id="1990974134" name="Picture 1"/>
+          <wp:inline distT="0" distB="0" distL="0" distR="0" wp14:anchorId="4F4A0131" wp14:editId="50EF51A6">
+            <wp:extent cx="5731510" cy="4113530"/>
+            <wp:effectExtent l="0" t="0" r="2540" b="1270"/>
+            <wp:docPr id="1100141661" name="Picture 1"/>
             <wp:cNvGraphicFramePr>
               <a:graphicFrameLocks xmlns:a="http://schemas.openxmlformats.org/drawingml/2006/main" noChangeAspect="1"/>
             </wp:cNvGraphicFramePr>
@@ -1869,7 +1774,7 @@
               <a:graphicData uri="http://schemas.openxmlformats.org/drawingml/2006/picture">
                 <pic:pic xmlns:pic="http://schemas.openxmlformats.org/drawingml/2006/picture">
                   <pic:nvPicPr>
-                    <pic:cNvPr id="1990974134" name=""/>
+                    <pic:cNvPr id="1100141661" name=""/>
                     <pic:cNvPicPr/>
                   </pic:nvPicPr>
                   <pic:blipFill>
@@ -1881,7 +1786,7 @@
                   <pic:spPr>
                     <a:xfrm>
                       <a:off x="0" y="0"/>
-                      <a:ext cx="5731510" cy="3753485"/>
+                      <a:ext cx="5731510" cy="4113530"/>
                     </a:xfrm>
                     <a:prstGeom prst="rect">
                       <a:avLst/>
@@ -2816,6 +2721,7 @@
   <w:style w:type="character" w:default="1" w:styleId="DefaultParagraphFont">
     <w:name w:val="Default Paragraph Font"/>
     <w:uiPriority w:val="1"/>
+    <w:semiHidden/>
     <w:unhideWhenUsed/>
   </w:style>
   <w:style w:type="table" w:default="1" w:styleId="TableNormal">
